--- a/outputs/weekly/2026-W35_當週鐵人新知與文章整理.docx
+++ b/outputs/weekly/2026-W35_當週鐵人新知與文章整理.docx
@@ -27,7 +27,7 @@
           <w:color w:val="555555"/>
           <w:sz w:val="19"/>
         </w:rPr>
-        <w:t>彙整時間：2026-08-23 20:59:10　｜　時間範圍：過去 7 天</w:t>
+        <w:t>彙整時間：2026-08-24 11:31:41　｜　時間範圍：過去 7 天</w:t>
         <w:br/>
         <w:t>來源網站：Slowtwitch, Triathlete, 220 Triathlon, TrainingPeaks, Joe Friel</w:t>
       </w:r>
@@ -938,50 +938,6 @@
     <w:p>
       <w:pPr>
         <w:keepNext/>
-        <w:spacing w:before="160" w:after="40"/>
-      </w:pPr>
-      <w:r>
-        <w:rPr>
-          <w:rFonts w:ascii="Calibri" w:hAnsi="Calibri" w:eastAsia="Microsoft JhengHei"/>
-          <w:b/>
-          <w:color w:val="595959"/>
-          <w:sz w:val="19"/>
-        </w:rPr>
-        <w:t xml:space="preserve">【Triathlete Magazine | 2026-08-17】 </w:t>
-      </w:r>
-      <w:hyperlink w:rId="rId31">
-        <w:r>
-          <w:rPr>
-            <w:color w:val="1F4D78"/>
-            <w:u w:val="single"/>
-            <w:b/>
-            <w:rFonts w:ascii="Calibri" w:hAnsi="Calibri" w:eastAsia="Microsoft JhengHei"/>
-            <w:sz w:val="22"/>
-          </w:rPr>
-          <w:t>Julie Derron Takes Pole Position in T100 Tour With Vancouver Masterclass Win</w:t>
-        </w:r>
-      </w:hyperlink>
-    </w:p>
-    <w:p>
-      <w:pPr>
-        <w:spacing w:after="200"/>
-        <w:ind w:left="360"/>
-      </w:pPr>
-      <w:r>
-        <w:rPr>
-          <w:rFonts w:ascii="Calibri" w:hAnsi="Calibri" w:eastAsia="Microsoft JhengHei"/>
-          <w:b w:val="0"/>
-          <w:color w:val="444444"/>
-          <w:sz w:val="19"/>
-        </w:rPr>
-        <w:t>In the third race of the women’s T100 World Tour, Julie Derron paced her day to perfection, comfortably taking down a returning Kate Waugh on the run.</w:t>
-        <w:br/>
-        <w:t>Read the full article at Julie Derron Takes Pole ...</w:t>
-      </w:r>
-    </w:p>
-    <w:p>
-      <w:pPr>
-        <w:keepNext/>
         <w:spacing w:before="320" w:after="160"/>
       </w:pPr>
       <w:r>
@@ -1008,7 +964,7 @@
         </w:rPr>
         <w:t xml:space="preserve">【Slowtwitch | 2026-08-23】 </w:t>
       </w:r>
-      <w:hyperlink w:rId="rId32">
+      <w:hyperlink w:rId="rId31">
         <w:r>
           <w:rPr>
             <w:color w:val="1F4D78"/>
@@ -1052,7 +1008,7 @@
         </w:rPr>
         <w:t xml:space="preserve">【Slowtwitch | 2026-08-23】 </w:t>
       </w:r>
-      <w:hyperlink w:rId="rId33">
+      <w:hyperlink w:rId="rId32">
         <w:r>
           <w:rPr>
             <w:color w:val="1F4D78"/>
@@ -1096,7 +1052,7 @@
         </w:rPr>
         <w:t xml:space="preserve">【Slowtwitch | 2026-08-22】 </w:t>
       </w:r>
-      <w:hyperlink w:rId="rId34">
+      <w:hyperlink w:rId="rId33">
         <w:r>
           <w:rPr>
             <w:color w:val="1F4D78"/>
@@ -1123,7 +1079,7 @@
         </w:rPr>
         <w:t xml:space="preserve">【220 Triathlon | 2026-08-22】 </w:t>
       </w:r>
-      <w:hyperlink w:rId="rId35">
+      <w:hyperlink w:rId="rId34">
         <w:r>
           <w:rPr>
             <w:color w:val="1F4D78"/>
@@ -1165,7 +1121,7 @@
         </w:rPr>
         <w:t xml:space="preserve">【Slowtwitch | 2026-08-22】 </w:t>
       </w:r>
-      <w:hyperlink w:rId="rId36">
+      <w:hyperlink w:rId="rId35">
         <w:r>
           <w:rPr>
             <w:color w:val="1F4D78"/>
@@ -1209,7 +1165,7 @@
         </w:rPr>
         <w:t xml:space="preserve">【220 Triathlon | 2026-08-21】 </w:t>
       </w:r>
-      <w:hyperlink w:rId="rId37">
+      <w:hyperlink w:rId="rId36">
         <w:r>
           <w:rPr>
             <w:color w:val="1F4D78"/>
@@ -1251,7 +1207,7 @@
         </w:rPr>
         <w:t xml:space="preserve">【Slowtwitch | 2026-08-20】 </w:t>
       </w:r>
-      <w:hyperlink w:rId="rId38">
+      <w:hyperlink w:rId="rId37">
         <w:r>
           <w:rPr>
             <w:color w:val="1F4D78"/>
@@ -1295,7 +1251,7 @@
         </w:rPr>
         <w:t xml:space="preserve">【Slowtwitch | 2026-08-20】 </w:t>
       </w:r>
-      <w:hyperlink w:rId="rId39">
+      <w:hyperlink w:rId="rId38">
         <w:r>
           <w:rPr>
             <w:color w:val="1F4D78"/>
@@ -1339,7 +1295,7 @@
         </w:rPr>
         <w:t xml:space="preserve">【220 Triathlon | 2026-08-19】 </w:t>
       </w:r>
-      <w:hyperlink w:rId="rId40">
+      <w:hyperlink w:rId="rId39">
         <w:r>
           <w:rPr>
             <w:color w:val="1F4D78"/>
@@ -1381,7 +1337,7 @@
         </w:rPr>
         <w:t xml:space="preserve">【Triathlete Magazine | 2026-08-19】 </w:t>
       </w:r>
-      <w:hyperlink w:rId="rId41">
+      <w:hyperlink w:rId="rId40">
         <w:r>
           <w:rPr>
             <w:color w:val="1F4D78"/>
@@ -1425,7 +1381,7 @@
         </w:rPr>
         <w:t xml:space="preserve">【220 Triathlon | 2026-08-19】 </w:t>
       </w:r>
-      <w:hyperlink w:rId="rId42">
+      <w:hyperlink w:rId="rId41">
         <w:r>
           <w:rPr>
             <w:color w:val="1F4D78"/>
@@ -1467,7 +1423,7 @@
         </w:rPr>
         <w:t xml:space="preserve">【220 Triathlon | 2026-08-19】 </w:t>
       </w:r>
-      <w:hyperlink w:rId="rId43">
+      <w:hyperlink w:rId="rId42">
         <w:r>
           <w:rPr>
             <w:color w:val="1F4D78"/>
@@ -1509,7 +1465,7 @@
         </w:rPr>
         <w:t xml:space="preserve">【Triathlete Magazine | 2026-08-19】 </w:t>
       </w:r>
-      <w:hyperlink w:rId="rId44">
+      <w:hyperlink w:rId="rId43">
         <w:r>
           <w:rPr>
             <w:color w:val="1F4D78"/>
@@ -1551,7 +1507,7 @@
         </w:rPr>
         <w:t xml:space="preserve">【Triathlete Magazine | 2026-08-18】 </w:t>
       </w:r>
-      <w:hyperlink w:rId="rId45">
+      <w:hyperlink w:rId="rId44">
         <w:r>
           <w:rPr>
             <w:color w:val="1F4D78"/>
@@ -1595,7 +1551,7 @@
         </w:rPr>
         <w:t xml:space="preserve">【TrainingPeaks Blog | 2026-08-18】 </w:t>
       </w:r>
-      <w:hyperlink w:rId="rId46">
+      <w:hyperlink w:rId="rId45">
         <w:r>
           <w:rPr>
             <w:color w:val="1F4D78"/>
@@ -1625,92 +1581,6 @@
         <w:t>The post You Just L...</w:t>
       </w:r>
     </w:p>
-    <w:p>
-      <w:pPr>
-        <w:keepNext/>
-        <w:spacing w:before="160" w:after="40"/>
-      </w:pPr>
-      <w:r>
-        <w:rPr>
-          <w:rFonts w:ascii="Calibri" w:hAnsi="Calibri" w:eastAsia="Microsoft JhengHei"/>
-          <w:b/>
-          <w:color w:val="595959"/>
-          <w:sz w:val="19"/>
-        </w:rPr>
-        <w:t xml:space="preserve">【TrainingPeaks Blog | 2026-08-17】 </w:t>
-      </w:r>
-      <w:hyperlink w:rId="rId47">
-        <w:r>
-          <w:rPr>
-            <w:color w:val="1F4D78"/>
-            <w:u w:val="single"/>
-            <w:b/>
-            <w:rFonts w:ascii="Calibri" w:hAnsi="Calibri" w:eastAsia="Microsoft JhengHei"/>
-            <w:sz w:val="22"/>
-          </w:rPr>
-          <w:t>How Much Do Cycling Coaches Charge? Pricing Your Training Plans</w:t>
-        </w:r>
-      </w:hyperlink>
-    </w:p>
-    <w:p>
-      <w:pPr>
-        <w:spacing w:after="200"/>
-        <w:ind w:left="360"/>
-      </w:pPr>
-      <w:r>
-        <w:rPr>
-          <w:rFonts w:ascii="Calibri" w:hAnsi="Calibri" w:eastAsia="Microsoft JhengHei"/>
-          <w:b w:val="0"/>
-          <w:color w:val="444444"/>
-          <w:sz w:val="19"/>
-        </w:rPr>
-        <w:t>How much should you charge as a cycling coach? Explore common pricing models, the factors that should shape your rates and how to build a sustainable coaching business.</w:t>
-        <w:br/>
-        <w:t>The post How Much Do Cycling Co...</w:t>
-      </w:r>
-    </w:p>
-    <w:p>
-      <w:pPr>
-        <w:keepNext/>
-        <w:spacing w:before="160" w:after="40"/>
-      </w:pPr>
-      <w:r>
-        <w:rPr>
-          <w:rFonts w:ascii="Calibri" w:hAnsi="Calibri" w:eastAsia="Microsoft JhengHei"/>
-          <w:b/>
-          <w:color w:val="595959"/>
-          <w:sz w:val="19"/>
-        </w:rPr>
-        <w:t xml:space="preserve">【TrainingPeaks Blog | 2026-08-17】 </w:t>
-      </w:r>
-      <w:hyperlink w:rId="rId48">
-        <w:r>
-          <w:rPr>
-            <w:color w:val="1F4D78"/>
-            <w:u w:val="single"/>
-            <w:b/>
-            <w:rFonts w:ascii="Calibri" w:hAnsi="Calibri" w:eastAsia="Microsoft JhengHei"/>
-            <w:sz w:val="22"/>
-          </w:rPr>
-          <w:t>Best Athlete Management Software for Scaling Your Coaching Business</w:t>
-        </w:r>
-      </w:hyperlink>
-    </w:p>
-    <w:p>
-      <w:pPr>
-        <w:spacing w:after="200"/>
-        <w:ind w:left="360"/>
-      </w:pPr>
-      <w:r>
-        <w:rPr>
-          <w:rFonts w:ascii="Calibri" w:hAnsi="Calibri" w:eastAsia="Microsoft JhengHei"/>
-          <w:b w:val="0"/>
-          <w:color w:val="444444"/>
-          <w:sz w:val="19"/>
-        </w:rPr>
-        <w:t>The right athlete management software can help you spend less time on administrative work and more time coaching. Learn which features can streamline your business and support your growth as your athl...</w:t>
-      </w:r>
-    </w:p>
     <w:sectPr>
       <w:headerReference w:type="default" r:id="rId9"/>
       <w:footerReference w:type="default" r:id="rId10"/>
@@ -1737,7 +1607,7 @@
         <w:color w:val="777777"/>
         <w:sz w:val="18"/>
       </w:rPr>
-      <w:t>W35 鐵人新知整理報告 | 彙整日期：2026-08-23</w:t>
+      <w:t>W35 鐵人新知整理報告 | 彙整日期：2026-08-24</w:t>
     </w:r>
   </w:p>
 </w:ftr>

--- a/outputs/weekly/2026-W35_當週鐵人新知與文章整理.docx
+++ b/outputs/weekly/2026-W35_當週鐵人新知與文章整理.docx
@@ -27,7 +27,7 @@
           <w:color w:val="555555"/>
           <w:sz w:val="19"/>
         </w:rPr>
-        <w:t>彙整時間：2026-08-24 11:31:41　｜　時間範圍：過去 7 天</w:t>
+        <w:t>彙整時間：2026-08-24 12:00:09　｜　時間範圍：過去 7 天</w:t>
         <w:br/>
         <w:t>來源網站：Slowtwitch, Triathlete, 220 Triathlon, TrainingPeaks, Joe Friel</w:t>
       </w:r>
